--- a/bgp-route-intent-analysis.docx
+++ b/bgp-route-intent-analysis.docx
@@ -846,6 +846,78 @@
         <w:t>本章综合前两章分析，提出分层架构、模板库、形式化验证前置、安全性评价矩阵常态化、增量式设计等具体建议，并建立完备性测试集、自动化验证流水线、第三方评估机制与双指数验收机制。未来研究应聚焦动态意图、冲突消解、自动化工具链与形式化理论，推动BGP意图系统向高完备性与高安全性演进。</w:t>
       </w:r>
     </w:p>
+    <w:p>
+      <w:r>
+        <w:drawing>
+          <wp:inline xmlns:a="http://schemas.openxmlformats.org/drawingml/2006/main" xmlns:pic="http://schemas.openxmlformats.org/drawingml/2006/picture">
+            <wp:extent cx="5029200" cy="3143250"/>
+            <wp:docPr id="2" name="Picture 2"/>
+            <wp:cNvGraphicFramePr>
+              <a:graphicFrameLocks noChangeAspect="1"/>
+            </wp:cNvGraphicFramePr>
+            <a:graphic>
+              <a:graphicData uri="http://schemas.openxmlformats.org/drawingml/2006/picture">
+                <pic:pic>
+                  <pic:nvPicPr>
+                    <pic:cNvPr id="0" name="image.png"/>
+                    <pic:cNvPicPr/>
+                  </pic:nvPicPr>
+                  <pic:blipFill>
+                    <a:blip r:embed="rId10"/>
+                    <a:stretch>
+                      <a:fillRect/>
+                    </a:stretch>
+                  </pic:blipFill>
+                  <pic:spPr>
+                    <a:xfrm>
+                      <a:off x="0" y="0"/>
+                      <a:ext cx="5029200" cy="3143250"/>
+                    </a:xfrm>
+                    <a:prstGeom prst="rect"/>
+                  </pic:spPr>
+                </pic:pic>
+              </a:graphicData>
+            </a:graphic>
+          </wp:inline>
+        </w:drawing>
+      </w:r>
+    </w:p>
+    <w:p>
+      <w:r>
+        <w:drawing>
+          <wp:inline xmlns:a="http://schemas.openxmlformats.org/drawingml/2006/main" xmlns:pic="http://schemas.openxmlformats.org/drawingml/2006/picture">
+            <wp:extent cx="5029200" cy="3143250"/>
+            <wp:docPr id="3" name="Picture 3"/>
+            <wp:cNvGraphicFramePr>
+              <a:graphicFrameLocks noChangeAspect="1"/>
+            </wp:cNvGraphicFramePr>
+            <a:graphic>
+              <a:graphicData uri="http://schemas.openxmlformats.org/drawingml/2006/picture">
+                <pic:pic>
+                  <pic:nvPicPr>
+                    <pic:cNvPr id="0" name="image.png"/>
+                    <pic:cNvPicPr/>
+                  </pic:nvPicPr>
+                  <pic:blipFill>
+                    <a:blip r:embed="rId11"/>
+                    <a:stretch>
+                      <a:fillRect/>
+                    </a:stretch>
+                  </pic:blipFill>
+                  <pic:spPr>
+                    <a:xfrm>
+                      <a:off x="0" y="0"/>
+                      <a:ext cx="5029200" cy="3143250"/>
+                    </a:xfrm>
+                    <a:prstGeom prst="rect"/>
+                  </pic:spPr>
+                </pic:pic>
+              </a:graphicData>
+            </a:graphic>
+          </wp:inline>
+        </w:drawing>
+      </w:r>
+    </w:p>
     <w:sectPr>
       <w:pgSz w:w="12240" w:h="15840"/>
       <w:pgMar w:top="1440" w:right="1800" w:bottom="1440" w:left="1800" w:header="720" w:footer="720" w:gutter="0"/>
